--- a/public/templates/pricetag/disc-reg-tgg-allvar.docx
+++ b/public/templates/pricetag/disc-reg-tgg-allvar.docx
@@ -127,7 +127,7 @@
           <w:lang w:val="en-US"/>
         </w:rPr>
         <w:pict>
-          <v:shape id="_x0000_s1076" type="#_x0000_t136" style="position:absolute;margin-left:296.85pt;margin-top:-91pt;width:72.15pt;height:9pt;z-index:251691008" fillcolor="black [3213]" stroked="f" strokecolor="#002060" strokeweight="1.5pt">
+          <v:shape id="_x0000_s1076" type="#_x0000_t136" style="position:absolute;margin-left:296.85pt;margin-top:-99pt;width:72.15pt;height:9pt;z-index:251691008" fillcolor="black [3213]" stroked="f" strokecolor="#002060" strokeweight="1.5pt">
             <v:shadow color="#900"/>
             <v:textpath style="font-family:&quot;Arial Narrow&quot;;v-text-kern:t" trim="t" fitpath="t" string="JUMLAH POP : 1"/>
           </v:shape>
@@ -254,7 +254,7 @@
     </w:p>
     <w:sectPr>
       <w:pgSz w:w="11906" w:h="16838"/>
-      <w:pgMar w:top="2505" w:right="2552" w:bottom="11859" w:left="2268" w:header="709" w:footer="709" w:gutter="0"/>
+      <w:pgMar w:top="2665" w:right="2552" w:bottom="11859" w:left="2268" w:header="709" w:footer="709" w:gutter="0"/>
       <w:cols w:space="708"/>
       <w:docGrid w:linePitch="360"/>
     </w:sectPr>

--- a/public/templates/pricetag/disc-reg-tgg-allvar.docx
+++ b/public/templates/pricetag/disc-reg-tgg-allvar.docx
@@ -211,7 +211,7 @@
         <w:pict>
           <v:shape id="_x0000_s1062" type="#_x0000_t136" style="position:absolute;margin-left:-9pt;margin-top:15.55pt;width:47.25pt;height:20pt;z-index:251676672" fillcolor="black [3213]" stroked="f" strokecolor="#002060" strokeweight="1.5pt">
             <v:shadow color="#900"/>
-            <v:textpath style="font-family:&quot;Arial Narrow&quot;;v-text-kern:t" trim="t" fitpath="t" string="Akhir Periode :&#10;&lt;&lt;Periode&gt;&gt;"/>
+            <v:textpath style="font-family:&quot;Arial Black&quot;;Arial Narrow&quot;;v-text-kern:t" trim="t" fitpath="t" string="Akhir Periode :&#10;&lt;&lt;Periode&gt;&gt;"/>
           </v:shape>
         </w:pict>
       </w:r>
